--- a/test_diagnostic_artifacts/output_TEST-6.pdf.docx
+++ b/test_diagnostic_artifacts/output_TEST-6.pdf.docx
@@ -50,7 +50,7 @@
           <w:sz w:val="24"/>
           <w:color w:val="1E293B"/>
         </w:rPr>
-        <w:t>با توجه به تصویر ارائه‌شده، هیچ متن، برچسب، شماره فنی یا نمودار قابل‌خواندنی در تصویر وجود ندارد. تصویر صرفاً شامل یک مستطیل آبی‌رنگ در پس‌زمینه سفید است.</w:t>
+        <w:t>با توجه به تصویر ارائه‌شده، هیچ متن، برچسب، شماره فنی یا جزئیات فنی در این صفحه وجود ندارد. این تصویر صرفاً شامل یک کادر آبی‌رنگ در پس‌زمینه سفید است.</w:t>
       </w:r>
     </w:p>
     <w:p>

--- a/test_diagnostic_artifacts/output_TEST-6.pdf.docx
+++ b/test_diagnostic_artifacts/output_TEST-6.pdf.docx
@@ -50,7 +50,7 @@
           <w:sz w:val="24"/>
           <w:color w:val="1E293B"/>
         </w:rPr>
-        <w:t>با توجه به تصویر ارائه‌شده، هیچ متن، برچسب، شماره فنی یا جزئیات فنی در این صفحه وجود ندارد. این تصویر صرفاً شامل یک کادر آبی‌رنگ در پس‌زمینه سفید است.</w:t>
+        <w:t>با توجه به اینکه تصویر ارائه شده کاملاً خالی است و حاوی هیچگونه متن، نمودار، شماره قطعه یا دیاگرام فنی نیست، امکان استخراج یا ترجمه محتوا وجود ندارد.</w:t>
       </w:r>
     </w:p>
     <w:p>
